--- a/SampleDocs/JD1.docx
+++ b/SampleDocs/JD1.docx
@@ -14,7 +14,21 @@
           <w:b/>
           <w:bCs/>
         </w:rPr>
-        <w:t>We are looking for a Python Developer with around 2-7 years of hands-on experience to join a fast-growing product / service-based company. You'll work on real production applications, build scalable backend systems, collaborate with experienced engineers, and take ownership of development.</w:t>
+        <w:t>We are looking for a Python Developer with around </w:t>
+      </w:r>
+      <w:r>
+        <w:rPr>
+          <w:b/>
+          <w:bCs/>
+        </w:rPr>
+        <w:t>1-5</w:t>
+      </w:r>
+      <w:r>
+        <w:rPr>
+          <w:b/>
+          <w:bCs/>
+        </w:rPr>
+        <w:t xml:space="preserve"> years of hands-on experience to join a fast-growing product / service-based company. You'll work on real production applications, build scalable backend systems, collaborate with experienced engineers, and take ownership of development.</w:t>
       </w:r>
     </w:p>
     <w:p>
@@ -182,7 +196,10 @@
         </w:numPr>
       </w:pPr>
       <w:r>
-        <w:t>2-5 years of </w:t>
+        <w:t>1</w:t>
+      </w:r>
+      <w:r>
+        <w:t>-5 years of </w:t>
       </w:r>
       <w:r>
         <w:rPr>
@@ -1476,6 +1493,7 @@
   <w:style w:type="character" w:default="1" w:styleId="DefaultParagraphFont">
     <w:name w:val="Default Paragraph Font"/>
     <w:uiPriority w:val="1"/>
+    <w:semiHidden/>
     <w:unhideWhenUsed/>
   </w:style>
   <w:style w:type="table" w:default="1" w:styleId="TableNormal">
